--- a/Algemene voorwaarden Theme Your Dream.docx
+++ b/Algemene voorwaarden Theme Your Dream.docx
@@ -369,7 +369,7 @@
     <w:p>
       <w:r>
         <w:lastRenderedPageBreak/>
-        <w:t>De eenmanszaak Theme Your Dream, gevestigd te Beneden Leeuwen en ingeschreven in het Handelsregister van de Kamer van Koophandel onder nummer [KvK], gebruiker van deze algemene voorwaarden.</w:t>
+        <w:t>De eenmanszaak Theme Your Dream, gevestigd te Beneden Leeuwen en ingeschreven in het Handelsregister van de Kamer van Koophandel onder nummer 42125264, gebruiker van deze algemene voorwaarden.</w:t>
       </w:r>
     </w:p>
     <w:p>
